--- a/downloads/documents/05 Materials/Unit 00/Slides/Slides 00.02 - How This Room Works.docx
+++ b/downloads/documents/05 Materials/Unit 00/Slides/Slides 00.02 - How This Room Works.docx
@@ -469,7 +469,7 @@
         <w:pStyle w:val="Compact"/>
       </w:pPr>
       <w:r>
-        <w:t xml:space="preserve">The drawer draws on the back of the map and may ask questions.</w:t>
+        <w:t xml:space="preserve">The drawer draws on the blank paper and may ask questions.</w:t>
       </w:r>
     </w:p>
     <w:p>

--- a/downloads/documents/05 Materials/Unit 00/Slides/Slides 00.02 - How This Room Works.docx
+++ b/downloads/documents/05 Materials/Unit 00/Slides/Slides 00.02 - How This Room Works.docx
@@ -693,7 +693,7 @@
         <w:pStyle w:val="Compact"/>
       </w:pPr>
       <w:r>
-        <w:t xml:space="preserve">Did the second drawing come out closer? Which words did it?</w:t>
+        <w:t xml:space="preserve">Did the second drawing come out closer? Which words helped?</w:t>
       </w:r>
     </w:p>
     <w:p>
@@ -759,7 +759,7 @@
         <w:pStyle w:val="FirstParagraph"/>
       </w:pPr>
       <w:r>
-        <w:t xml:space="preserve">Notes: Collect the maps to check for eight labels; hand them back tomorrow for the FACS folder.</w:t>
+        <w:t xml:space="preserve">Notes: Collect the maps to check for at least eight of the ten labels; hand them back tomorrow for the FACS folder.</w:t>
       </w:r>
     </w:p>
     <w:p>
